--- a/Module 5 - Exercise 1 Plan - Seth Spooner.docx
+++ b/Module 5 - Exercise 1 Plan - Seth Spooner.docx
@@ -223,22 +223,12 @@
           <w:color w:val="385623" w:themeColor="accent6" w:themeShade="80"/>
         </w:rPr>
       </w:pPr>
-    </w:p>
-    <w:p>
-      <w:pPr>
-        <w:spacing w:line="240" w:lineRule="auto"/>
+      <w:r>
         <w:rPr>
           <w:b/>
           <w:bCs/>
           <w:color w:val="385623" w:themeColor="accent6" w:themeShade="80"/>
         </w:rPr>
-      </w:pPr>
-      <w:r>
-        <w:rPr>
-          <w:b/>
-          <w:bCs/>
-          <w:color w:val="385623" w:themeColor="accent6" w:themeShade="80"/>
-        </w:rPr>
         <w:t>Part 1: Plan for Jeopardy</w:t>
       </w:r>
     </w:p>
@@ -269,38 +259,60 @@
         <w:rPr>
           <w:color w:val="385623" w:themeColor="accent6" w:themeShade="80"/>
         </w:rPr>
-        <w:t>This task will involve preparing a plan for developing a Jeopardy style game for eventual development of logic flowchart.  This plan will be separated into four components: game initialization, game array setup, question/response logic, and wrap up.</w:t>
-      </w:r>
-    </w:p>
-    <w:p>
-      <w:pPr>
-        <w:spacing w:line="240" w:lineRule="auto"/>
-        <w:rPr>
-          <w:color w:val="385623" w:themeColor="accent6" w:themeShade="80"/>
-        </w:rPr>
-      </w:pPr>
-    </w:p>
-    <w:p>
-      <w:pPr>
-        <w:spacing w:line="240" w:lineRule="auto"/>
-        <w:rPr>
-          <w:color w:val="385623" w:themeColor="accent6" w:themeShade="80"/>
-        </w:rPr>
-      </w:pPr>
-      <w:r>
-        <w:rPr>
-          <w:color w:val="385623" w:themeColor="accent6" w:themeShade="80"/>
-        </w:rPr>
-        <w:t xml:space="preserve">The following assumptions will be made in this exercise to restrain the problem slightly due to large complexity of developing all aspects of Jeopardy.  The game will only function for a single round (an additional loop could eventually be made to add in Double Jeopardy).  Daily double questions have not been implemented currently.  Final Jeopardy has not </w:t>
-      </w:r>
-      <w:proofErr w:type="gramStart"/>
-      <w:r>
-        <w:rPr>
-          <w:color w:val="385623" w:themeColor="accent6" w:themeShade="80"/>
-        </w:rPr>
-        <w:t>be</w:t>
-      </w:r>
-      <w:proofErr w:type="gramEnd"/>
+        <w:t xml:space="preserve">This task will involve preparing a plan for developing a Jeopardy style game for eventual development of </w:t>
+      </w:r>
+      <w:r>
+        <w:rPr>
+          <w:color w:val="385623" w:themeColor="accent6" w:themeShade="80"/>
+        </w:rPr>
+        <w:t xml:space="preserve">a </w:t>
+      </w:r>
+      <w:r>
+        <w:rPr>
+          <w:color w:val="385623" w:themeColor="accent6" w:themeShade="80"/>
+        </w:rPr>
+        <w:t>logic flowchart.  This plan will be separated into four components: game initialization, game array setup, question/response logic, and wrap up.</w:t>
+      </w:r>
+    </w:p>
+    <w:p>
+      <w:pPr>
+        <w:spacing w:line="240" w:lineRule="auto"/>
+        <w:rPr>
+          <w:color w:val="385623" w:themeColor="accent6" w:themeShade="80"/>
+        </w:rPr>
+      </w:pPr>
+    </w:p>
+    <w:p>
+      <w:pPr>
+        <w:spacing w:line="240" w:lineRule="auto"/>
+        <w:rPr>
+          <w:color w:val="385623" w:themeColor="accent6" w:themeShade="80"/>
+        </w:rPr>
+      </w:pPr>
+      <w:r>
+        <w:rPr>
+          <w:color w:val="385623" w:themeColor="accent6" w:themeShade="80"/>
+        </w:rPr>
+        <w:t xml:space="preserve">The following assumptions will be made in this exercise to restrain the problem slightly due to </w:t>
+      </w:r>
+      <w:r>
+        <w:rPr>
+          <w:color w:val="385623" w:themeColor="accent6" w:themeShade="80"/>
+        </w:rPr>
+        <w:t xml:space="preserve">the </w:t>
+      </w:r>
+      <w:r>
+        <w:rPr>
+          <w:color w:val="385623" w:themeColor="accent6" w:themeShade="80"/>
+        </w:rPr>
+        <w:t>large complexity of developing all aspects of Jeopardy.  The game will only function for a single round (an additional loop could eventually be made to add in Double Jeopardy).  Daily double questions have not been implemented currently.  Final Jeopardy has not be</w:t>
+      </w:r>
+      <w:r>
+        <w:rPr>
+          <w:color w:val="385623" w:themeColor="accent6" w:themeShade="80"/>
+        </w:rPr>
+        <w:t>en</w:t>
+      </w:r>
       <w:r>
         <w:rPr>
           <w:color w:val="385623" w:themeColor="accent6" w:themeShade="80"/>
@@ -387,6 +399,12 @@
         </w:rPr>
         <w:t>All contestants will be assigned zero points</w:t>
       </w:r>
+      <w:r>
+        <w:rPr>
+          <w:color w:val="385623" w:themeColor="accent6" w:themeShade="80"/>
+        </w:rPr>
+        <w:t xml:space="preserve"> initially</w:t>
+      </w:r>
     </w:p>
     <w:p>
       <w:pPr>
@@ -445,13 +463,7 @@
         <w:rPr>
           <w:color w:val="385623" w:themeColor="accent6" w:themeShade="80"/>
         </w:rPr>
-        <w:t>The game board will be setup as follows</w:t>
-      </w:r>
-      <w:r>
-        <w:rPr>
-          <w:color w:val="385623" w:themeColor="accent6" w:themeShade="80"/>
-        </w:rPr>
-        <w:t>:</w:t>
+        <w:t>The game board will be setup as follows:</w:t>
       </w:r>
     </w:p>
     <w:p>
@@ -497,13 +509,43 @@
         <w:rPr>
           <w:color w:val="385623" w:themeColor="accent6" w:themeShade="80"/>
         </w:rPr>
-        <w:t xml:space="preserve">A matrix array will track whether a clue has previously been </w:t>
-      </w:r>
-      <w:r>
-        <w:rPr>
-          <w:color w:val="385623" w:themeColor="accent6" w:themeShade="80"/>
-        </w:rPr>
-        <w:t>selected and assigned “FALSE” logic flag if no longer available.  It will be assigned “TRUE” to all values at the start of the board setup.</w:t>
+        <w:t xml:space="preserve">A matrix array will track whether a clue has previously been selected and assigned </w:t>
+      </w:r>
+      <w:r>
+        <w:rPr>
+          <w:color w:val="385623" w:themeColor="accent6" w:themeShade="80"/>
+        </w:rPr>
+        <w:t xml:space="preserve">a </w:t>
+      </w:r>
+      <w:r>
+        <w:rPr>
+          <w:color w:val="385623" w:themeColor="accent6" w:themeShade="80"/>
+        </w:rPr>
+        <w:t xml:space="preserve">“FALSE” logic flag if no longer available.  It will be assigned “TRUE” </w:t>
+      </w:r>
+      <w:r>
+        <w:rPr>
+          <w:color w:val="385623" w:themeColor="accent6" w:themeShade="80"/>
+        </w:rPr>
+        <w:t>for</w:t>
+      </w:r>
+      <w:r>
+        <w:rPr>
+          <w:color w:val="385623" w:themeColor="accent6" w:themeShade="80"/>
+        </w:rPr>
+        <w:t xml:space="preserve"> all </w:t>
+      </w:r>
+      <w:r>
+        <w:rPr>
+          <w:color w:val="385623" w:themeColor="accent6" w:themeShade="80"/>
+        </w:rPr>
+        <w:t xml:space="preserve">array spots </w:t>
+      </w:r>
+      <w:r>
+        <w:rPr>
+          <w:color w:val="385623" w:themeColor="accent6" w:themeShade="80"/>
+        </w:rPr>
+        <w:t>at the start of the board setup.</w:t>
       </w:r>
     </w:p>
     <w:p>
@@ -522,7 +564,6 @@
         <w:rPr>
           <w:color w:val="385623" w:themeColor="accent6" w:themeShade="80"/>
         </w:rPr>
-        <w:lastRenderedPageBreak/>
         <w:t>Two sets of loops will be used to fill the categories and then values.  Effectively, this should load all clues and responses by category from top to bottom.</w:t>
       </w:r>
     </w:p>
@@ -542,6 +583,7 @@
         <w:rPr>
           <w:color w:val="385623" w:themeColor="accent6" w:themeShade="80"/>
         </w:rPr>
+        <w:lastRenderedPageBreak/>
         <w:t>Output text will note the completion of game setup and will echo the categories for selection in this game.</w:t>
       </w:r>
     </w:p>
@@ -610,21 +652,19 @@
         <w:rPr>
           <w:color w:val="385623" w:themeColor="accent6" w:themeShade="80"/>
         </w:rPr>
-        <w:t xml:space="preserve">Each time the game runs, a check will be performed if any clue </w:t>
-      </w:r>
-      <w:proofErr w:type="gramStart"/>
-      <w:r>
-        <w:rPr>
-          <w:color w:val="385623" w:themeColor="accent6" w:themeShade="80"/>
-        </w:rPr>
-        <w:t>remain</w:t>
-      </w:r>
-      <w:proofErr w:type="gramEnd"/>
-      <w:r>
-        <w:rPr>
-          <w:color w:val="385623" w:themeColor="accent6" w:themeShade="80"/>
-        </w:rPr>
-        <w:t xml:space="preserve"> available by looking for any “TRUE” values in the available clue matrix array.</w:t>
+        <w:t>Each time the game runs, a check will be performed if any clue</w:t>
+      </w:r>
+      <w:r>
+        <w:rPr>
+          <w:color w:val="385623" w:themeColor="accent6" w:themeShade="80"/>
+        </w:rPr>
+        <w:t>s</w:t>
+      </w:r>
+      <w:r>
+        <w:rPr>
+          <w:color w:val="385623" w:themeColor="accent6" w:themeShade="80"/>
+        </w:rPr>
+        <w:t xml:space="preserve"> remain available by looking for any “TRUE” values in the available clue matrix array.</w:t>
       </w:r>
     </w:p>
     <w:p>
@@ -643,7 +683,31 @@
         <w:rPr>
           <w:color w:val="385623" w:themeColor="accent6" w:themeShade="80"/>
         </w:rPr>
-        <w:t>The contestant will control will select the category and clue value.</w:t>
+        <w:t>The contestant wi</w:t>
+      </w:r>
+      <w:r>
+        <w:rPr>
+          <w:color w:val="385623" w:themeColor="accent6" w:themeShade="80"/>
+        </w:rPr>
+        <w:t>th</w:t>
+      </w:r>
+      <w:r>
+        <w:rPr>
+          <w:color w:val="385623" w:themeColor="accent6" w:themeShade="80"/>
+        </w:rPr>
+        <w:t xml:space="preserve"> control will select the category and </w:t>
+      </w:r>
+      <w:r>
+        <w:rPr>
+          <w:color w:val="385623" w:themeColor="accent6" w:themeShade="80"/>
+        </w:rPr>
+        <w:t xml:space="preserve">associated </w:t>
+      </w:r>
+      <w:r>
+        <w:rPr>
+          <w:color w:val="385623" w:themeColor="accent6" w:themeShade="80"/>
+        </w:rPr>
+        <w:t>clue value.</w:t>
       </w:r>
     </w:p>
     <w:p>
@@ -719,7 +783,19 @@
         <w:rPr>
           <w:color w:val="385623" w:themeColor="accent6" w:themeShade="80"/>
         </w:rPr>
-        <w:t>A check will be performed to ensure that the time to response has not elapsed.  Clock tracking will not be implemented in this logic flowchart.</w:t>
+        <w:t>A check will be performed to ensure that the time to respon</w:t>
+      </w:r>
+      <w:r>
+        <w:rPr>
+          <w:color w:val="385623" w:themeColor="accent6" w:themeShade="80"/>
+        </w:rPr>
+        <w:t>d</w:t>
+      </w:r>
+      <w:r>
+        <w:rPr>
+          <w:color w:val="385623" w:themeColor="accent6" w:themeShade="80"/>
+        </w:rPr>
+        <w:t xml:space="preserve"> has not elapsed.  Clock tracking will not be implemented in this logic flowchart.</w:t>
       </w:r>
     </w:p>
     <w:p>
@@ -738,7 +814,19 @@
         <w:rPr>
           <w:color w:val="385623" w:themeColor="accent6" w:themeShade="80"/>
         </w:rPr>
-        <w:t>An additional logic block will be implemented that the response is in the form of a question.  The details of this mechanic are not planned to be fully implemented for the level of this activity.</w:t>
+        <w:t xml:space="preserve">An additional logic block will be implemented that the response is in the form of a question.  The details of this mechanic </w:t>
+      </w:r>
+      <w:r>
+        <w:rPr>
+          <w:color w:val="385623" w:themeColor="accent6" w:themeShade="80"/>
+        </w:rPr>
+        <w:t>will</w:t>
+      </w:r>
+      <w:r>
+        <w:rPr>
+          <w:color w:val="385623" w:themeColor="accent6" w:themeShade="80"/>
+        </w:rPr>
+        <w:t xml:space="preserve"> not be fully implemented for the level of this activity.</w:t>
       </w:r>
     </w:p>
     <w:p>
@@ -757,13 +845,7 @@
         <w:rPr>
           <w:color w:val="385623" w:themeColor="accent6" w:themeShade="80"/>
         </w:rPr>
-        <w:t>If the response matches the response loaded from the database, points will be awarded</w:t>
-      </w:r>
-      <w:r>
-        <w:rPr>
-          <w:color w:val="385623" w:themeColor="accent6" w:themeShade="80"/>
-        </w:rPr>
-        <w:t xml:space="preserve"> to the appropriate player.</w:t>
+        <w:t>If the response matches the response loaded from the database, points will be awarded to the appropriate player.</w:t>
       </w:r>
     </w:p>
     <w:p>
@@ -782,13 +864,31 @@
         <w:rPr>
           <w:color w:val="385623" w:themeColor="accent6" w:themeShade="80"/>
         </w:rPr>
-        <w:t>If any of the conditions that time elapsed prior to answer, the response was not in the proper form, or the response was incorrect</w:t>
-      </w:r>
-      <w:r>
-        <w:rPr>
-          <w:color w:val="385623" w:themeColor="accent6" w:themeShade="80"/>
-        </w:rPr>
-        <w:t xml:space="preserve"> then points will be deducted from the appropriate player.</w:t>
+        <w:t xml:space="preserve">If any of the conditions </w:t>
+      </w:r>
+      <w:r>
+        <w:rPr>
+          <w:color w:val="385623" w:themeColor="accent6" w:themeShade="80"/>
+        </w:rPr>
+        <w:t xml:space="preserve">- </w:t>
+      </w:r>
+      <w:r>
+        <w:rPr>
+          <w:color w:val="385623" w:themeColor="accent6" w:themeShade="80"/>
+        </w:rPr>
+        <w:t xml:space="preserve">time elapsed prior to answer, the response was not in the proper form, or the response was incorrect </w:t>
+      </w:r>
+      <w:r>
+        <w:rPr>
+          <w:color w:val="385623" w:themeColor="accent6" w:themeShade="80"/>
+        </w:rPr>
+        <w:t xml:space="preserve">- </w:t>
+      </w:r>
+      <w:r>
+        <w:rPr>
+          <w:color w:val="385623" w:themeColor="accent6" w:themeShade="80"/>
+        </w:rPr>
+        <w:t>then points will be deducted from the appropriate player.</w:t>
       </w:r>
     </w:p>
     <w:p>
@@ -832,137 +932,15 @@
     <w:p>
       <w:pPr>
         <w:spacing w:line="240" w:lineRule="auto"/>
-      </w:pPr>
-    </w:p>
-    <w:p>
-      <w:pPr>
-        <w:spacing w:after="160" w:line="278" w:lineRule="auto"/>
-      </w:pPr>
-      <w:r>
-        <w:br w:type="page"/>
-      </w:r>
-    </w:p>
-    <w:p>
-      <w:pPr>
-        <w:spacing w:line="240" w:lineRule="auto"/>
         <w:rPr>
           <w:b/>
           <w:bCs/>
           <w:color w:val="385623" w:themeColor="accent6" w:themeShade="80"/>
         </w:rPr>
       </w:pPr>
-      <w:r>
-        <w:rPr>
-          <w:b/>
-          <w:bCs/>
-          <w:color w:val="385623" w:themeColor="accent6" w:themeShade="80"/>
-        </w:rPr>
-        <w:lastRenderedPageBreak/>
-        <w:t xml:space="preserve">Part </w:t>
-      </w:r>
-      <w:r>
-        <w:rPr>
-          <w:b/>
-          <w:bCs/>
-          <w:color w:val="385623" w:themeColor="accent6" w:themeShade="80"/>
-        </w:rPr>
-        <w:t>2</w:t>
-      </w:r>
-      <w:r>
-        <w:rPr>
-          <w:b/>
-          <w:bCs/>
-          <w:color w:val="385623" w:themeColor="accent6" w:themeShade="80"/>
-        </w:rPr>
-        <w:t xml:space="preserve">: </w:t>
-      </w:r>
-      <w:r>
-        <w:rPr>
-          <w:b/>
-          <w:bCs/>
-          <w:color w:val="385623" w:themeColor="accent6" w:themeShade="80"/>
-        </w:rPr>
-        <w:t>Logic Flowchart</w:t>
-      </w:r>
-      <w:r>
-        <w:rPr>
-          <w:b/>
-          <w:bCs/>
-          <w:color w:val="385623" w:themeColor="accent6" w:themeShade="80"/>
-        </w:rPr>
-        <w:t xml:space="preserve"> for Jeopardy</w:t>
-      </w:r>
-    </w:p>
-    <w:p>
-      <w:pPr>
-        <w:spacing w:line="240" w:lineRule="auto"/>
-      </w:pPr>
-    </w:p>
-    <w:p>
-      <w:pPr>
-        <w:spacing w:line="240" w:lineRule="auto"/>
-      </w:pPr>
-    </w:p>
-    <w:p>
-      <w:pPr>
-        <w:spacing w:line="240" w:lineRule="auto"/>
-      </w:pPr>
-      <w:r>
-        <w:rPr>
-          <w:noProof/>
-        </w:rPr>
-        <w:drawing>
-          <wp:inline distT="0" distB="0" distL="0" distR="0" wp14:anchorId="79DAA6F1" wp14:editId="6DE4F989">
-            <wp:extent cx="5943600" cy="5454015"/>
-            <wp:effectExtent l="0" t="0" r="0" b="0"/>
-            <wp:docPr id="1864048514" name="Picture 1"/>
-            <wp:cNvGraphicFramePr>
-              <a:graphicFrameLocks xmlns:a="http://schemas.openxmlformats.org/drawingml/2006/main" noChangeAspect="1"/>
-            </wp:cNvGraphicFramePr>
-            <a:graphic xmlns:a="http://schemas.openxmlformats.org/drawingml/2006/main">
-              <a:graphicData uri="http://schemas.openxmlformats.org/drawingml/2006/picture">
-                <pic:pic xmlns:pic="http://schemas.openxmlformats.org/drawingml/2006/picture">
-                  <pic:nvPicPr>
-                    <pic:cNvPr id="0" name="Picture 1"/>
-                    <pic:cNvPicPr>
-                      <a:picLocks noChangeAspect="1" noChangeArrowheads="1"/>
-                    </pic:cNvPicPr>
-                  </pic:nvPicPr>
-                  <pic:blipFill>
-                    <a:blip r:embed="rId8" cstate="print">
-                      <a:extLst>
-                        <a:ext uri="{28A0092B-C50C-407E-A947-70E740481C1C}">
-                          <a14:useLocalDpi xmlns:a14="http://schemas.microsoft.com/office/drawing/2010/main" val="0"/>
-                        </a:ext>
-                      </a:extLst>
-                    </a:blip>
-                    <a:srcRect/>
-                    <a:stretch>
-                      <a:fillRect/>
-                    </a:stretch>
-                  </pic:blipFill>
-                  <pic:spPr bwMode="auto">
-                    <a:xfrm>
-                      <a:off x="0" y="0"/>
-                      <a:ext cx="5943600" cy="5454015"/>
-                    </a:xfrm>
-                    <a:prstGeom prst="rect">
-                      <a:avLst/>
-                    </a:prstGeom>
-                    <a:noFill/>
-                    <a:ln>
-                      <a:noFill/>
-                    </a:ln>
-                  </pic:spPr>
-                </pic:pic>
-              </a:graphicData>
-            </a:graphic>
-          </wp:inline>
-        </w:drawing>
-      </w:r>
     </w:p>
     <w:sectPr>
-      <w:footerReference w:type="default" r:id="rId9"/>
+      <w:footerReference w:type="default" r:id="rId8"/>
       <w:pgSz w:w="12240" w:h="15840"/>
       <w:pgMar w:top="1440" w:right="1440" w:bottom="1440" w:left="1440" w:header="720" w:footer="720" w:gutter="0"/>
       <w:cols w:space="720"/>
